--- a/Документация/Данные для входа.docx
+++ b/Документация/Данные для входа.docx
@@ -482,7 +482,68 @@
         </w:tc>
       </w:tr>
     </w:tbl>
-    <w:p/>
+    <w:p>
+      <w:pPr>
+        <w:rPr>
+          <w:lang w:val="en-US"/>
+        </w:rPr>
+      </w:pPr>
+    </w:p>
+    <w:p>
+      <w:r>
+        <w:t>Для</w:t>
+      </w:r>
+      <w:r>
+        <w:t xml:space="preserve"> </w:t>
+      </w:r>
+      <w:r>
+        <w:t>старта</w:t>
+      </w:r>
+      <w:r>
+        <w:t xml:space="preserve"> </w:t>
+      </w:r>
+      <w:r>
+        <w:t>приложения</w:t>
+      </w:r>
+      <w:r>
+        <w:br/>
+      </w:r>
+      <w:proofErr w:type="spellStart"/>
+      <w:r>
+        <w:rPr>
+          <w:lang w:val="en-US"/>
+        </w:rPr>
+        <w:t>npm</w:t>
+      </w:r>
+      <w:proofErr w:type="spellEnd"/>
+      <w:r>
+        <w:t xml:space="preserve"> </w:t>
+      </w:r>
+      <w:r>
+        <w:rPr>
+          <w:lang w:val="en-US"/>
+        </w:rPr>
+        <w:t>run</w:t>
+      </w:r>
+      <w:r>
+        <w:t xml:space="preserve"> </w:t>
+      </w:r>
+      <w:r>
+        <w:rPr>
+          <w:lang w:val="en-US"/>
+        </w:rPr>
+        <w:t>start</w:t>
+      </w:r>
+      <w:r>
+        <w:t>:</w:t>
+      </w:r>
+      <w:r>
+        <w:rPr>
+          <w:lang w:val="en-US"/>
+        </w:rPr>
+        <w:t>simple</w:t>
+      </w:r>
+    </w:p>
     <w:sectPr>
       <w:pgSz w:w="11906" w:h="16838"/>
       <w:pgMar w:top="1134" w:right="850" w:bottom="1134" w:left="1701" w:header="708" w:footer="708" w:gutter="0"/>
@@ -1101,6 +1162,7 @@
   <w:style w:type="character" w:default="1" w:styleId="a0">
     <w:name w:val="Default Paragraph Font"/>
     <w:uiPriority w:val="1"/>
+    <w:semiHidden/>
     <w:unhideWhenUsed/>
   </w:style>
   <w:style w:type="table" w:default="1" w:styleId="a1">

--- a/Документация/Данные для входа.docx
+++ b/Документация/Данные для входа.docx
@@ -245,11 +245,9 @@
             <w:hideMark/>
           </w:tcPr>
           <w:p>
-            <w:proofErr w:type="spellStart"/>
             <w:r>
               <w:t>chief_engineer</w:t>
             </w:r>
-            <w:proofErr w:type="spellEnd"/>
           </w:p>
         </w:tc>
         <w:tc>
@@ -309,11 +307,9 @@
             <w:hideMark/>
           </w:tcPr>
           <w:p>
-            <w:proofErr w:type="spellStart"/>
             <w:r>
               <w:t>engineer</w:t>
             </w:r>
-            <w:proofErr w:type="spellEnd"/>
           </w:p>
         </w:tc>
         <w:tc>
@@ -373,11 +369,9 @@
             <w:hideMark/>
           </w:tcPr>
           <w:p>
-            <w:proofErr w:type="spellStart"/>
             <w:r>
               <w:t>operator</w:t>
             </w:r>
-            <w:proofErr w:type="spellEnd"/>
           </w:p>
         </w:tc>
         <w:tc>
@@ -437,11 +431,9 @@
             <w:hideMark/>
           </w:tcPr>
           <w:p>
-            <w:proofErr w:type="spellStart"/>
             <w:r>
               <w:t>auditor</w:t>
             </w:r>
-            <w:proofErr w:type="spellEnd"/>
           </w:p>
         </w:tc>
         <w:tc>
@@ -508,14 +500,12 @@
       <w:r>
         <w:br/>
       </w:r>
-      <w:proofErr w:type="spellStart"/>
       <w:r>
         <w:rPr>
           <w:lang w:val="en-US"/>
         </w:rPr>
         <w:t>npm</w:t>
       </w:r>
-      <w:proofErr w:type="spellEnd"/>
       <w:r>
         <w:t xml:space="preserve"> </w:t>
       </w:r>
@@ -542,6 +532,30 @@
           <w:lang w:val="en-US"/>
         </w:rPr>
         <w:t>simple</w:t>
+      </w:r>
+    </w:p>
+    <w:p/>
+    <w:p>
+      <w:r>
+        <w:t xml:space="preserve">Адрес MinIO: </w:t>
+      </w:r>
+      <w:hyperlink r:id="rId4" w:history="1">
+        <w:r>
+          <w:rPr>
+            <w:rStyle w:val="ac"/>
+          </w:rPr>
+          <w:t>http://127.0.0.1:9000</w:t>
+        </w:r>
+      </w:hyperlink>
+    </w:p>
+    <w:p>
+      <w:r>
+        <w:t>Логин: esoft</w:t>
+      </w:r>
+    </w:p>
+    <w:p>
+      <w:r>
+        <w:t>Пароль MinIO: esoft_password</w:t>
       </w:r>
     </w:p>
     <w:sectPr>
@@ -1162,7 +1176,6 @@
   <w:style w:type="character" w:default="1" w:styleId="a0">
     <w:name w:val="Default Paragraph Font"/>
     <w:uiPriority w:val="1"/>
-    <w:semiHidden/>
     <w:unhideWhenUsed/>
   </w:style>
   <w:style w:type="table" w:default="1" w:styleId="a1">
@@ -1477,6 +1490,29 @@
       <w:smallCaps/>
       <w:color w:val="0F4761" w:themeColor="accent1" w:themeShade="BF"/>
       <w:spacing w:val="5"/>
+    </w:rPr>
+  </w:style>
+  <w:style w:type="character" w:styleId="ac">
+    <w:name w:val="Hyperlink"/>
+    <w:basedOn w:val="a0"/>
+    <w:uiPriority w:val="99"/>
+    <w:unhideWhenUsed/>
+    <w:rsid w:val="006E5882"/>
+    <w:rPr>
+      <w:color w:val="467886" w:themeColor="hyperlink"/>
+      <w:u w:val="single"/>
+    </w:rPr>
+  </w:style>
+  <w:style w:type="character" w:styleId="ad">
+    <w:name w:val="Unresolved Mention"/>
+    <w:basedOn w:val="a0"/>
+    <w:uiPriority w:val="99"/>
+    <w:semiHidden/>
+    <w:unhideWhenUsed/>
+    <w:rsid w:val="006E5882"/>
+    <w:rPr>
+      <w:color w:val="605E5C"/>
+      <w:shd w:val="clear" w:color="auto" w:fill="E1DFDD"/>
     </w:rPr>
   </w:style>
 </w:styles>
